--- a/Knowledge/3-Work knowledge/1-Software Engineering/1-Software Engineering Fundamentals/5-My Source/4-Networks Devices/6-Types of Firewall/4-Next-Generation Firewall (NGFW).docx
+++ b/Knowledge/3-Work knowledge/1-Software Engineering/1-Software Engineering Fundamentals/5-My Source/4-Networks Devices/6-Types of Firewall/4-Next-Generation Firewall (NGFW).docx
@@ -4,44 +4,28 @@
   <w:body>
     <w:p>
       <w:pPr>
-        <w:keepNext/>
-        <w:keepLines/>
-        <w:spacing w:before="400" w:after="120" w:line="276" w:lineRule="auto"/>
-        <w:outlineLvl w:val="0"/>
-        <w:rPr>
-          <w:rFonts w:ascii="Arial" w:eastAsia="Arial" w:hAnsi="Arial" w:cs="Arial"/>
-          <w:kern w:val="0"/>
-          <w:sz w:val="40"/>
-          <w:szCs w:val="40"/>
-          <w:lang w:val="en"/>
-          <w14:ligatures w14:val="none"/>
+        <w:pStyle w:val="Heading1"/>
+        <w:rPr>
+          <w:rFonts w:eastAsia="Arial"/>
+          <w:lang w:val="en"/>
         </w:rPr>
       </w:pPr>
       <w:bookmarkStart w:id="0" w:name="_cn7n13z5o50n" w:colFirst="0" w:colLast="0"/>
       <w:bookmarkEnd w:id="0"/>
       <w:r>
         <w:rPr>
-          <w:rFonts w:ascii="Arial" w:eastAsia="Arial" w:hAnsi="Arial" w:cs="Arial"/>
-          <w:kern w:val="0"/>
-          <w:sz w:val="40"/>
-          <w:szCs w:val="40"/>
-          <w:lang w:val="en"/>
-          <w14:ligatures w14:val="none"/>
+          <w:rFonts w:eastAsia="Arial"/>
+          <w:lang w:val="en"/>
         </w:rPr>
         <w:t>Next-Generation Firewall (NGFW)</w:t>
       </w:r>
     </w:p>
     <w:p>
       <w:pPr>
-        <w:spacing w:before="280" w:after="120" w:line="276" w:lineRule="auto"/>
-        <w:outlineLvl w:val="1"/>
-        <w:rPr>
-          <w:rFonts w:ascii="Arial" w:eastAsia="Arial" w:hAnsi="Arial" w:cs="Arial"/>
-          <w:kern w:val="0"/>
-          <w:sz w:val="32"/>
-          <w:szCs w:val="32"/>
-          <w:lang w:val="en"/>
-          <w14:ligatures w14:val="none"/>
+        <w:pStyle w:val="Heading2"/>
+        <w:rPr>
+          <w:rFonts w:eastAsia="Arial"/>
+          <w:lang w:val="en"/>
         </w:rPr>
       </w:pPr>
       <w:bookmarkStart w:id="1" w:name="_lsf7ltmvyyu7" w:colFirst="0" w:colLast="0"/>
@@ -49,22 +33,14 @@
       <w:r>
         <w:rPr>
           <w:rFonts w:ascii="Segoe UI Emoji" w:eastAsia="Arial" w:hAnsi="Segoe UI Emoji" w:cs="Segoe UI Emoji"/>
-          <w:kern w:val="0"/>
-          <w:sz w:val="32"/>
-          <w:szCs w:val="32"/>
-          <w:lang w:val="en"/>
-          <w14:ligatures w14:val="none"/>
+          <w:lang w:val="en"/>
         </w:rPr>
         <w:t>🛡️</w:t>
       </w:r>
       <w:r>
         <w:rPr>
-          <w:rFonts w:ascii="Arial" w:eastAsia="Arial" w:hAnsi="Arial" w:cs="Arial"/>
-          <w:kern w:val="0"/>
-          <w:sz w:val="32"/>
-          <w:szCs w:val="32"/>
-          <w:lang w:val="en"/>
-          <w14:ligatures w14:val="none"/>
+          <w:rFonts w:eastAsia="Arial"/>
+          <w:lang w:val="en"/>
         </w:rPr>
         <w:t xml:space="preserve"> What is a Next-Generation Firewall (NGFW)?</w:t>
       </w:r>
@@ -106,6 +82,7 @@
         </w:rPr>
         <w:t xml:space="preserve">: </w:t>
       </w:r>
+      <w:proofErr w:type="spellStart"/>
       <w:r>
         <w:rPr>
           <w:rFonts w:ascii="Arial" w:eastAsia="Arial" w:hAnsi="Arial" w:cs="Arial"/>
@@ -117,7 +94,21 @@
           <w:lang w:val="en"/>
           <w14:ligatures w14:val="none"/>
         </w:rPr>
-        <w:t>Chatgpt (GPT</w:t>
+        <w:t>Chatgpt</w:t>
+      </w:r>
+      <w:proofErr w:type="spellEnd"/>
+      <w:r>
+        <w:rPr>
+          <w:rFonts w:ascii="Arial" w:eastAsia="Arial" w:hAnsi="Arial" w:cs="Arial"/>
+          <w:b/>
+          <w:kern w:val="0"/>
+          <w:sz w:val="22"/>
+          <w:szCs w:val="22"/>
+          <w:highlight w:val="darkGray"/>
+          <w:lang w:val="en"/>
+          <w14:ligatures w14:val="none"/>
+        </w:rPr>
+        <w:t xml:space="preserve"> (GPT</w:t>
       </w:r>
       <w:r>
         <w:rPr>
@@ -406,15 +397,10 @@
     </w:p>
     <w:p>
       <w:pPr>
-        <w:spacing w:before="280" w:after="120" w:line="276" w:lineRule="auto"/>
-        <w:outlineLvl w:val="1"/>
-        <w:rPr>
-          <w:rFonts w:ascii="Arial" w:eastAsia="Arial" w:hAnsi="Arial" w:cs="Arial"/>
-          <w:kern w:val="0"/>
-          <w:sz w:val="32"/>
-          <w:szCs w:val="32"/>
-          <w:lang w:val="en"/>
-          <w14:ligatures w14:val="none"/>
+        <w:pStyle w:val="Heading2"/>
+        <w:rPr>
+          <w:rFonts w:eastAsia="Arial"/>
+          <w:lang w:val="en"/>
         </w:rPr>
       </w:pPr>
       <w:bookmarkStart w:id="2" w:name="_ksi7s7ibran6" w:colFirst="0" w:colLast="0"/>
@@ -422,22 +408,14 @@
       <w:r>
         <w:rPr>
           <w:rFonts w:ascii="Segoe UI Emoji" w:eastAsia="Arial" w:hAnsi="Segoe UI Emoji" w:cs="Segoe UI Emoji"/>
-          <w:kern w:val="0"/>
-          <w:sz w:val="32"/>
-          <w:szCs w:val="32"/>
-          <w:lang w:val="en"/>
-          <w14:ligatures w14:val="none"/>
+          <w:lang w:val="en"/>
         </w:rPr>
         <w:t>🧠</w:t>
       </w:r>
       <w:r>
         <w:rPr>
-          <w:rFonts w:ascii="Arial" w:eastAsia="Arial" w:hAnsi="Arial" w:cs="Arial"/>
-          <w:kern w:val="0"/>
-          <w:sz w:val="32"/>
-          <w:szCs w:val="32"/>
-          <w:lang w:val="en"/>
-          <w14:ligatures w14:val="none"/>
+          <w:rFonts w:eastAsia="Arial"/>
+          <w:lang w:val="en"/>
         </w:rPr>
         <w:t xml:space="preserve"> What Makes It "Next-Gen"?</w:t>
       </w:r>
@@ -482,6 +460,7 @@
         </w:rPr>
         <w:t xml:space="preserve">: </w:t>
       </w:r>
+      <w:proofErr w:type="spellStart"/>
       <w:r>
         <w:rPr>
           <w:rFonts w:ascii="Arial" w:eastAsia="Arial" w:hAnsi="Arial" w:cs="Arial"/>
@@ -493,7 +472,21 @@
           <w:lang w:val="en"/>
           <w14:ligatures w14:val="none"/>
         </w:rPr>
-        <w:t>Chatgpt (GPT</w:t>
+        <w:t>Chatgpt</w:t>
+      </w:r>
+      <w:proofErr w:type="spellEnd"/>
+      <w:r>
+        <w:rPr>
+          <w:rFonts w:ascii="Arial" w:eastAsia="Arial" w:hAnsi="Arial" w:cs="Arial"/>
+          <w:b/>
+          <w:kern w:val="0"/>
+          <w:sz w:val="22"/>
+          <w:szCs w:val="22"/>
+          <w:highlight w:val="darkGray"/>
+          <w:lang w:val="en"/>
+          <w14:ligatures w14:val="none"/>
+        </w:rPr>
+        <w:t xml:space="preserve"> (GPT</w:t>
       </w:r>
       <w:r>
         <w:rPr>
@@ -787,6 +780,7 @@
                 <w:lang w:val="en"/>
                 <w14:ligatures w14:val="none"/>
               </w:rPr>
+              <w:lastRenderedPageBreak/>
               <w:t>Layer 3/4 Filtering (IP, Port)</w:t>
             </w:r>
           </w:p>
@@ -1645,15 +1639,10 @@
     </w:p>
     <w:p>
       <w:pPr>
-        <w:spacing w:before="280" w:after="120" w:line="276" w:lineRule="auto"/>
-        <w:outlineLvl w:val="1"/>
-        <w:rPr>
-          <w:rFonts w:ascii="Arial" w:eastAsia="Arial" w:hAnsi="Arial" w:cs="Arial"/>
-          <w:kern w:val="0"/>
-          <w:sz w:val="32"/>
-          <w:szCs w:val="32"/>
-          <w:lang w:val="en"/>
-          <w14:ligatures w14:val="none"/>
+        <w:pStyle w:val="Heading2"/>
+        <w:rPr>
+          <w:rFonts w:eastAsia="Arial"/>
+          <w:lang w:val="en"/>
         </w:rPr>
       </w:pPr>
       <w:bookmarkStart w:id="3" w:name="_e3itz3m4de2c" w:colFirst="0" w:colLast="0"/>
@@ -1661,22 +1650,14 @@
       <w:r>
         <w:rPr>
           <w:rFonts w:ascii="Segoe UI Emoji" w:eastAsia="Arial" w:hAnsi="Segoe UI Emoji" w:cs="Segoe UI Emoji"/>
-          <w:kern w:val="0"/>
-          <w:sz w:val="32"/>
-          <w:szCs w:val="32"/>
-          <w:lang w:val="en"/>
-          <w14:ligatures w14:val="none"/>
+          <w:lang w:val="en"/>
         </w:rPr>
         <w:t>🔧</w:t>
       </w:r>
       <w:r>
         <w:rPr>
-          <w:rFonts w:ascii="Arial" w:eastAsia="Arial" w:hAnsi="Arial" w:cs="Arial"/>
-          <w:kern w:val="0"/>
-          <w:sz w:val="32"/>
-          <w:szCs w:val="32"/>
-          <w:lang w:val="en"/>
-          <w14:ligatures w14:val="none"/>
+          <w:rFonts w:eastAsia="Arial"/>
+          <w:lang w:val="en"/>
         </w:rPr>
         <w:t xml:space="preserve"> Core Features of NGFW</w:t>
       </w:r>
@@ -1721,6 +1702,7 @@
         </w:rPr>
         <w:t xml:space="preserve">: </w:t>
       </w:r>
+      <w:proofErr w:type="spellStart"/>
       <w:r>
         <w:rPr>
           <w:rFonts w:ascii="Arial" w:eastAsia="Arial" w:hAnsi="Arial" w:cs="Arial"/>
@@ -1732,7 +1714,21 @@
           <w:lang w:val="en"/>
           <w14:ligatures w14:val="none"/>
         </w:rPr>
-        <w:t>Chatgpt (GPT</w:t>
+        <w:t>Chatgpt</w:t>
+      </w:r>
+      <w:proofErr w:type="spellEnd"/>
+      <w:r>
+        <w:rPr>
+          <w:rFonts w:ascii="Arial" w:eastAsia="Arial" w:hAnsi="Arial" w:cs="Arial"/>
+          <w:b/>
+          <w:kern w:val="0"/>
+          <w:sz w:val="22"/>
+          <w:szCs w:val="22"/>
+          <w:highlight w:val="darkGray"/>
+          <w:lang w:val="en"/>
+          <w14:ligatures w14:val="none"/>
+        </w:rPr>
+        <w:t xml:space="preserve"> (GPT</w:t>
       </w:r>
       <w:r>
         <w:rPr>
@@ -1783,6 +1779,7 @@
           <w:lang w:val="en"/>
           <w14:ligatures w14:val="none"/>
         </w:rPr>
+        <w:lastRenderedPageBreak/>
         <w:drawing>
           <wp:inline distT="114300" distB="114300" distL="114300" distR="114300" wp14:anchorId="2A2E474C" wp14:editId="4C720AD8">
             <wp:extent cx="5943600" cy="3822700"/>
@@ -2485,6 +2482,7 @@
                 <w:lang w:val="en"/>
                 <w14:ligatures w14:val="none"/>
               </w:rPr>
+              <w:lastRenderedPageBreak/>
               <w:t>URL Filtering</w:t>
             </w:r>
           </w:p>
@@ -2732,15 +2730,10 @@
     </w:p>
     <w:p>
       <w:pPr>
-        <w:spacing w:before="280" w:after="120" w:line="276" w:lineRule="auto"/>
-        <w:outlineLvl w:val="1"/>
-        <w:rPr>
-          <w:rFonts w:ascii="Arial" w:eastAsia="Arial" w:hAnsi="Arial" w:cs="Arial"/>
-          <w:kern w:val="0"/>
-          <w:sz w:val="32"/>
-          <w:szCs w:val="32"/>
-          <w:lang w:val="en"/>
-          <w14:ligatures w14:val="none"/>
+        <w:pStyle w:val="Heading2"/>
+        <w:rPr>
+          <w:rFonts w:eastAsia="Arial"/>
+          <w:lang w:val="en"/>
         </w:rPr>
       </w:pPr>
       <w:bookmarkStart w:id="4" w:name="_b4upy93c4q1q" w:colFirst="0" w:colLast="0"/>
@@ -2748,22 +2741,14 @@
       <w:r>
         <w:rPr>
           <w:rFonts w:ascii="Segoe UI Emoji" w:eastAsia="Arial" w:hAnsi="Segoe UI Emoji" w:cs="Segoe UI Emoji"/>
-          <w:kern w:val="0"/>
-          <w:sz w:val="32"/>
-          <w:szCs w:val="32"/>
-          <w:lang w:val="en"/>
-          <w14:ligatures w14:val="none"/>
+          <w:lang w:val="en"/>
         </w:rPr>
         <w:t>🧱</w:t>
       </w:r>
       <w:r>
         <w:rPr>
-          <w:rFonts w:ascii="Arial" w:eastAsia="Arial" w:hAnsi="Arial" w:cs="Arial"/>
-          <w:kern w:val="0"/>
-          <w:sz w:val="32"/>
-          <w:szCs w:val="32"/>
-          <w:lang w:val="en"/>
-          <w14:ligatures w14:val="none"/>
+          <w:rFonts w:eastAsia="Arial"/>
+          <w:lang w:val="en"/>
         </w:rPr>
         <w:t xml:space="preserve"> NGFW in a Network</w:t>
       </w:r>
@@ -2808,6 +2793,7 @@
         </w:rPr>
         <w:t xml:space="preserve">: </w:t>
       </w:r>
+      <w:proofErr w:type="spellStart"/>
       <w:r>
         <w:rPr>
           <w:rFonts w:ascii="Arial" w:eastAsia="Arial" w:hAnsi="Arial" w:cs="Arial"/>
@@ -2819,7 +2805,21 @@
           <w:lang w:val="en"/>
           <w14:ligatures w14:val="none"/>
         </w:rPr>
-        <w:t>Chatgpt (GPT</w:t>
+        <w:t>Chatgpt</w:t>
+      </w:r>
+      <w:proofErr w:type="spellEnd"/>
+      <w:r>
+        <w:rPr>
+          <w:rFonts w:ascii="Arial" w:eastAsia="Arial" w:hAnsi="Arial" w:cs="Arial"/>
+          <w:b/>
+          <w:kern w:val="0"/>
+          <w:sz w:val="22"/>
+          <w:szCs w:val="22"/>
+          <w:highlight w:val="darkGray"/>
+          <w:lang w:val="en"/>
+          <w14:ligatures w14:val="none"/>
+        </w:rPr>
+        <w:t xml:space="preserve"> (GPT</w:t>
       </w:r>
       <w:r>
         <w:rPr>
@@ -3086,15 +3086,10 @@
     </w:p>
     <w:p>
       <w:pPr>
-        <w:spacing w:before="280" w:after="120" w:line="276" w:lineRule="auto"/>
-        <w:outlineLvl w:val="1"/>
-        <w:rPr>
-          <w:rFonts w:ascii="Arial" w:eastAsia="Arial" w:hAnsi="Arial" w:cs="Arial"/>
-          <w:kern w:val="0"/>
-          <w:sz w:val="32"/>
-          <w:szCs w:val="32"/>
-          <w:lang w:val="en"/>
-          <w14:ligatures w14:val="none"/>
+        <w:pStyle w:val="Heading2"/>
+        <w:rPr>
+          <w:rFonts w:ascii="Arial" w:eastAsia="Arial" w:hAnsi="Arial" w:cs="Arial"/>
+          <w:lang w:val="en"/>
         </w:rPr>
       </w:pPr>
       <w:bookmarkStart w:id="5" w:name="_hyumiqxi9qaq" w:colFirst="0" w:colLast="0"/>
@@ -3102,22 +3097,14 @@
       <w:r>
         <w:rPr>
           <w:rFonts w:ascii="Segoe UI Emoji" w:eastAsia="Arial Unicode MS" w:hAnsi="Segoe UI Emoji" w:cs="Segoe UI Emoji"/>
-          <w:kern w:val="0"/>
-          <w:sz w:val="32"/>
-          <w:szCs w:val="32"/>
-          <w:lang w:val="en"/>
-          <w14:ligatures w14:val="none"/>
+          <w:lang w:val="en"/>
         </w:rPr>
         <w:t>✅</w:t>
       </w:r>
       <w:r>
         <w:rPr>
-          <w:rFonts w:ascii="Arial Unicode MS" w:eastAsia="Arial Unicode MS" w:hAnsi="Arial Unicode MS" w:cs="Arial Unicode MS"/>
-          <w:kern w:val="0"/>
-          <w:sz w:val="32"/>
-          <w:szCs w:val="32"/>
-          <w:lang w:val="en"/>
-          <w14:ligatures w14:val="none"/>
+          <w:rFonts w:eastAsia="Arial Unicode MS"/>
+          <w:lang w:val="en"/>
         </w:rPr>
         <w:t xml:space="preserve"> Pros of NGFW</w:t>
       </w:r>
@@ -3159,6 +3146,7 @@
         </w:rPr>
         <w:t xml:space="preserve">: </w:t>
       </w:r>
+      <w:proofErr w:type="spellStart"/>
       <w:r>
         <w:rPr>
           <w:rFonts w:ascii="Arial" w:eastAsia="Arial" w:hAnsi="Arial" w:cs="Arial"/>
@@ -3170,7 +3158,21 @@
           <w:lang w:val="en"/>
           <w14:ligatures w14:val="none"/>
         </w:rPr>
-        <w:t>Chatgpt (GPT</w:t>
+        <w:t>Chatgpt</w:t>
+      </w:r>
+      <w:proofErr w:type="spellEnd"/>
+      <w:r>
+        <w:rPr>
+          <w:rFonts w:ascii="Arial" w:eastAsia="Arial" w:hAnsi="Arial" w:cs="Arial"/>
+          <w:b/>
+          <w:kern w:val="0"/>
+          <w:sz w:val="22"/>
+          <w:szCs w:val="22"/>
+          <w:highlight w:val="darkGray"/>
+          <w:lang w:val="en"/>
+          <w14:ligatures w14:val="none"/>
+        </w:rPr>
+        <w:t xml:space="preserve"> (GPT</w:t>
       </w:r>
       <w:r>
         <w:rPr>
@@ -3386,6 +3388,7 @@
           <w:lang w:val="en"/>
           <w14:ligatures w14:val="none"/>
         </w:rPr>
+        <w:lastRenderedPageBreak/>
         <w:t>✅</w:t>
       </w:r>
       <w:r>
@@ -3505,15 +3508,10 @@
     </w:p>
     <w:p>
       <w:pPr>
-        <w:spacing w:before="280" w:after="120" w:line="276" w:lineRule="auto"/>
-        <w:outlineLvl w:val="1"/>
-        <w:rPr>
-          <w:rFonts w:ascii="Arial" w:eastAsia="Arial" w:hAnsi="Arial" w:cs="Arial"/>
-          <w:kern w:val="0"/>
-          <w:sz w:val="32"/>
-          <w:szCs w:val="32"/>
-          <w:lang w:val="en"/>
-          <w14:ligatures w14:val="none"/>
+        <w:pStyle w:val="Heading2"/>
+        <w:rPr>
+          <w:rFonts w:ascii="Arial" w:eastAsia="Arial" w:hAnsi="Arial" w:cs="Arial"/>
+          <w:lang w:val="en"/>
         </w:rPr>
       </w:pPr>
       <w:bookmarkStart w:id="6" w:name="_tq5b88nyr7uy" w:colFirst="0" w:colLast="0"/>
@@ -3521,22 +3519,14 @@
       <w:r>
         <w:rPr>
           <w:rFonts w:ascii="Segoe UI Emoji" w:eastAsia="Arial Unicode MS" w:hAnsi="Segoe UI Emoji" w:cs="Segoe UI Emoji"/>
-          <w:kern w:val="0"/>
-          <w:sz w:val="32"/>
-          <w:szCs w:val="32"/>
-          <w:lang w:val="en"/>
-          <w14:ligatures w14:val="none"/>
+          <w:lang w:val="en"/>
         </w:rPr>
         <w:t>❌</w:t>
       </w:r>
       <w:r>
         <w:rPr>
-          <w:rFonts w:ascii="Arial Unicode MS" w:eastAsia="Arial Unicode MS" w:hAnsi="Arial Unicode MS" w:cs="Arial Unicode MS"/>
-          <w:kern w:val="0"/>
-          <w:sz w:val="32"/>
-          <w:szCs w:val="32"/>
-          <w:lang w:val="en"/>
-          <w14:ligatures w14:val="none"/>
+          <w:rFonts w:eastAsia="Arial Unicode MS"/>
+          <w:lang w:val="en"/>
         </w:rPr>
         <w:t xml:space="preserve"> Cons</w:t>
       </w:r>
@@ -3578,6 +3568,7 @@
         </w:rPr>
         <w:t xml:space="preserve">: </w:t>
       </w:r>
+      <w:proofErr w:type="spellStart"/>
       <w:r>
         <w:rPr>
           <w:rFonts w:ascii="Arial" w:eastAsia="Arial" w:hAnsi="Arial" w:cs="Arial"/>
@@ -3589,7 +3580,21 @@
           <w:lang w:val="en"/>
           <w14:ligatures w14:val="none"/>
         </w:rPr>
-        <w:t>Chatgpt (GPT</w:t>
+        <w:t>Chatgpt</w:t>
+      </w:r>
+      <w:proofErr w:type="spellEnd"/>
+      <w:r>
+        <w:rPr>
+          <w:rFonts w:ascii="Arial" w:eastAsia="Arial" w:hAnsi="Arial" w:cs="Arial"/>
+          <w:b/>
+          <w:kern w:val="0"/>
+          <w:sz w:val="22"/>
+          <w:szCs w:val="22"/>
+          <w:highlight w:val="darkGray"/>
+          <w:lang w:val="en"/>
+          <w14:ligatures w14:val="none"/>
+        </w:rPr>
+        <w:t xml:space="preserve"> (GPT</w:t>
       </w:r>
       <w:r>
         <w:rPr>
@@ -3913,15 +3918,10 @@
     </w:p>
     <w:p>
       <w:pPr>
-        <w:spacing w:before="280" w:after="120" w:line="276" w:lineRule="auto"/>
-        <w:outlineLvl w:val="1"/>
-        <w:rPr>
-          <w:rFonts w:ascii="Arial" w:eastAsia="Arial" w:hAnsi="Arial" w:cs="Arial"/>
-          <w:kern w:val="0"/>
-          <w:sz w:val="32"/>
-          <w:szCs w:val="32"/>
-          <w:lang w:val="en"/>
-          <w14:ligatures w14:val="none"/>
+        <w:pStyle w:val="Heading2"/>
+        <w:rPr>
+          <w:rFonts w:eastAsia="Arial"/>
+          <w:lang w:val="en"/>
         </w:rPr>
       </w:pPr>
       <w:bookmarkStart w:id="7" w:name="_a1g0igiiuuvc" w:colFirst="0" w:colLast="0"/>
@@ -3929,22 +3929,14 @@
       <w:r>
         <w:rPr>
           <w:rFonts w:ascii="Segoe UI Emoji" w:eastAsia="Arial" w:hAnsi="Segoe UI Emoji" w:cs="Segoe UI Emoji"/>
-          <w:kern w:val="0"/>
-          <w:sz w:val="32"/>
-          <w:szCs w:val="32"/>
-          <w:lang w:val="en"/>
-          <w14:ligatures w14:val="none"/>
+          <w:lang w:val="en"/>
         </w:rPr>
         <w:t>🏷️</w:t>
       </w:r>
       <w:r>
         <w:rPr>
-          <w:rFonts w:ascii="Arial" w:eastAsia="Arial" w:hAnsi="Arial" w:cs="Arial"/>
-          <w:kern w:val="0"/>
-          <w:sz w:val="32"/>
-          <w:szCs w:val="32"/>
-          <w:lang w:val="en"/>
-          <w14:ligatures w14:val="none"/>
+          <w:rFonts w:eastAsia="Arial"/>
+          <w:lang w:val="en"/>
         </w:rPr>
         <w:t xml:space="preserve"> Popular NGFW Vendors</w:t>
       </w:r>
@@ -3989,6 +3981,7 @@
         </w:rPr>
         <w:t xml:space="preserve">: </w:t>
       </w:r>
+      <w:proofErr w:type="spellStart"/>
       <w:r>
         <w:rPr>
           <w:rFonts w:ascii="Arial" w:eastAsia="Arial" w:hAnsi="Arial" w:cs="Arial"/>
@@ -4000,7 +3993,21 @@
           <w:lang w:val="en"/>
           <w14:ligatures w14:val="none"/>
         </w:rPr>
-        <w:t>Chatgpt (GPT</w:t>
+        <w:t>Chatgpt</w:t>
+      </w:r>
+      <w:proofErr w:type="spellEnd"/>
+      <w:r>
+        <w:rPr>
+          <w:rFonts w:ascii="Arial" w:eastAsia="Arial" w:hAnsi="Arial" w:cs="Arial"/>
+          <w:b/>
+          <w:kern w:val="0"/>
+          <w:sz w:val="22"/>
+          <w:szCs w:val="22"/>
+          <w:highlight w:val="darkGray"/>
+          <w:lang w:val="en"/>
+          <w14:ligatures w14:val="none"/>
+        </w:rPr>
+        <w:t xml:space="preserve"> (GPT</w:t>
       </w:r>
       <w:r>
         <w:rPr>
@@ -4162,6 +4169,7 @@
                 <w:lang w:val="en"/>
                 <w14:ligatures w14:val="none"/>
               </w:rPr>
+              <w:lastRenderedPageBreak/>
               <w:t>Vendor</w:t>
             </w:r>
           </w:p>
@@ -4727,7 +4735,29 @@
                 <w:lang w:val="en"/>
                 <w14:ligatures w14:val="none"/>
               </w:rPr>
-              <w:t>TZ/NSa Series</w:t>
+              <w:t>TZ/</w:t>
+            </w:r>
+            <w:proofErr w:type="spellStart"/>
+            <w:r>
+              <w:rPr>
+                <w:rFonts w:ascii="Roboto Mono" w:eastAsia="Roboto Mono" w:hAnsi="Roboto Mono" w:cs="Arial"/>
+                <w:kern w:val="0"/>
+                <w:szCs w:val="22"/>
+                <w:lang w:val="en"/>
+                <w14:ligatures w14:val="none"/>
+              </w:rPr>
+              <w:t>NSa</w:t>
+            </w:r>
+            <w:proofErr w:type="spellEnd"/>
+            <w:r>
+              <w:rPr>
+                <w:rFonts w:ascii="Roboto Mono" w:eastAsia="Roboto Mono" w:hAnsi="Roboto Mono" w:cs="Arial"/>
+                <w:kern w:val="0"/>
+                <w:szCs w:val="22"/>
+                <w:lang w:val="en"/>
+                <w14:ligatures w14:val="none"/>
+              </w:rPr>
+              <w:t xml:space="preserve"> Series</w:t>
             </w:r>
           </w:p>
         </w:tc>
@@ -4764,6 +4794,7 @@
                 <w14:ligatures w14:val="none"/>
               </w:rPr>
             </w:pPr>
+            <w:proofErr w:type="spellStart"/>
             <w:r>
               <w:rPr>
                 <w:rFonts w:ascii="Roboto Mono" w:eastAsia="Roboto Mono" w:hAnsi="Roboto Mono" w:cs="Arial"/>
@@ -4774,7 +4805,20 @@
                 <w:lang w:val="en"/>
                 <w14:ligatures w14:val="none"/>
               </w:rPr>
-              <w:t>pfSense (w/ Snort/Suricata)</w:t>
+              <w:t>pfSense</w:t>
+            </w:r>
+            <w:proofErr w:type="spellEnd"/>
+            <w:r>
+              <w:rPr>
+                <w:rFonts w:ascii="Roboto Mono" w:eastAsia="Roboto Mono" w:hAnsi="Roboto Mono" w:cs="Arial"/>
+                <w:b/>
+                <w:bCs/>
+                <w:kern w:val="0"/>
+                <w:szCs w:val="22"/>
+                <w:lang w:val="en"/>
+                <w14:ligatures w14:val="none"/>
+              </w:rPr>
+              <w:t xml:space="preserve"> (w/ Snort/Suricata)</w:t>
             </w:r>
           </w:p>
         </w:tc>
@@ -4847,15 +4891,10 @@
     </w:p>
     <w:p>
       <w:pPr>
-        <w:spacing w:before="280" w:after="120" w:line="276" w:lineRule="auto"/>
-        <w:outlineLvl w:val="1"/>
-        <w:rPr>
-          <w:rFonts w:ascii="Arial" w:eastAsia="Arial" w:hAnsi="Arial" w:cs="Arial"/>
-          <w:kern w:val="0"/>
-          <w:sz w:val="32"/>
-          <w:szCs w:val="32"/>
-          <w:lang w:val="en"/>
-          <w14:ligatures w14:val="none"/>
+        <w:pStyle w:val="Heading2"/>
+        <w:rPr>
+          <w:rFonts w:eastAsia="Arial"/>
+          <w:lang w:val="en"/>
         </w:rPr>
       </w:pPr>
       <w:bookmarkStart w:id="8" w:name="_x7o1ntu5day9" w:colFirst="0" w:colLast="0"/>
@@ -4863,22 +4902,14 @@
       <w:r>
         <w:rPr>
           <w:rFonts w:ascii="Segoe UI Emoji" w:eastAsia="Arial" w:hAnsi="Segoe UI Emoji" w:cs="Segoe UI Emoji"/>
-          <w:kern w:val="0"/>
-          <w:sz w:val="32"/>
-          <w:szCs w:val="32"/>
-          <w:lang w:val="en"/>
-          <w14:ligatures w14:val="none"/>
+          <w:lang w:val="en"/>
         </w:rPr>
         <w:t>📌</w:t>
       </w:r>
       <w:r>
         <w:rPr>
-          <w:rFonts w:ascii="Arial" w:eastAsia="Arial" w:hAnsi="Arial" w:cs="Arial"/>
-          <w:kern w:val="0"/>
-          <w:sz w:val="32"/>
-          <w:szCs w:val="32"/>
-          <w:lang w:val="en"/>
-          <w14:ligatures w14:val="none"/>
+          <w:rFonts w:eastAsia="Arial"/>
+          <w:lang w:val="en"/>
         </w:rPr>
         <w:t xml:space="preserve"> Summary</w:t>
       </w:r>
@@ -4923,6 +4954,7 @@
         </w:rPr>
         <w:t xml:space="preserve">: </w:t>
       </w:r>
+      <w:proofErr w:type="spellStart"/>
       <w:r>
         <w:rPr>
           <w:rFonts w:ascii="Arial" w:eastAsia="Arial" w:hAnsi="Arial" w:cs="Arial"/>
@@ -4934,7 +4966,21 @@
           <w:lang w:val="en"/>
           <w14:ligatures w14:val="none"/>
         </w:rPr>
-        <w:t>Chatgpt (GPT</w:t>
+        <w:t>Chatgpt</w:t>
+      </w:r>
+      <w:proofErr w:type="spellEnd"/>
+      <w:r>
+        <w:rPr>
+          <w:rFonts w:ascii="Arial" w:eastAsia="Arial" w:hAnsi="Arial" w:cs="Arial"/>
+          <w:b/>
+          <w:kern w:val="0"/>
+          <w:sz w:val="22"/>
+          <w:szCs w:val="22"/>
+          <w:highlight w:val="darkGray"/>
+          <w:lang w:val="en"/>
+          <w14:ligatures w14:val="none"/>
+        </w:rPr>
+        <w:t xml:space="preserve"> (GPT</w:t>
       </w:r>
       <w:r>
         <w:rPr>
@@ -5360,6 +5406,7 @@
                 <w:lang w:val="en"/>
                 <w14:ligatures w14:val="none"/>
               </w:rPr>
+              <w:lastRenderedPageBreak/>
               <w:t>OSI Layer</w:t>
             </w:r>
           </w:p>
@@ -6222,7 +6269,6 @@
     <w:next w:val="Normal"/>
     <w:link w:val="Heading2Char"/>
     <w:uiPriority w:val="9"/>
-    <w:semiHidden/>
     <w:unhideWhenUsed/>
     <w:qFormat/>
     <w:rsid w:val="006464BE"/>
@@ -6439,7 +6485,6 @@
     <w:basedOn w:val="DefaultParagraphFont"/>
     <w:link w:val="Heading2"/>
     <w:uiPriority w:val="9"/>
-    <w:semiHidden/>
     <w:rsid w:val="006464BE"/>
     <w:rPr>
       <w:rFonts w:asciiTheme="majorHAnsi" w:eastAsiaTheme="majorEastAsia" w:hAnsiTheme="majorHAnsi" w:cstheme="majorBidi"/>
